--- a/docs/Ringkasan_Usulan_Koreksi_POA.docx
+++ b/docs/Ringkasan_Usulan_Koreksi_POA.docx
@@ -11,6 +11,196 @@
           <w:color w:val="1F3A5F"/>
         </w:rPr>
         <w:t>Ringkasan Usulan Koreksi Sensor POA</w:t>
+      </w:r>
+    </w:p>
+    <w:p>
+      <w:r>
+        <w:rPr>
+          <w:b/>
+        </w:rPr>
+        <w:t>DITINJAU ULANG 14 Oktober 2026 — keputusan 1–4 di bawah DITANGGUHKAN; jangan terapkan.</w:t>
+      </w:r>
+    </w:p>
+    <w:p>
+      <w:r>
+        <w:rPr>
+          <w:b w:val="0"/>
+        </w:rPr>
+        <w:t xml:space="preserve">Kolom "POA WS n" di POA PLTS IKN 2026.xlsx ternyata tidak semuanya sensor bidang modul. Dicocokkan dengan berkas mentah bulanan (Data Weather Station): </w:t>
+      </w:r>
+      <w:r>
+        <w:rPr>
+          <w:b/>
+        </w:rPr>
+        <w:t>WS-3 = GHI</w:t>
+      </w:r>
+      <w:r>
+        <w:rPr>
+          <w:b w:val="0"/>
+        </w:rPr>
+        <w:t xml:space="preserve"> (Jan–Agu 2026; berkas POA WS-3 tak pernah berisi data), </w:t>
+      </w:r>
+      <w:r>
+        <w:rPr>
+          <w:b/>
+        </w:rPr>
+        <w:t>WS-4 = GHI</w:t>
+      </w:r>
+      <w:r>
+        <w:rPr>
+          <w:b w:val="0"/>
+        </w:rPr>
+        <w:t xml:space="preserve"> (Jan–Agu 2026; POA WS-4 berhenti awal Jan 2026), </w:t>
+      </w:r>
+      <w:r>
+        <w:rPr>
+          <w:b/>
+        </w:rPr>
+        <w:t>WS-1 = GHI Jan–Mei, POA sejak Jun 2026</w:t>
+      </w:r>
+      <w:r>
+        <w:rPr>
+          <w:b w:val="0"/>
+        </w:rPr>
+        <w:t xml:space="preserve">, </w:t>
+      </w:r>
+      <w:r>
+        <w:rPr>
+          <w:b/>
+        </w:rPr>
+        <w:t>WS-2 = POA</w:t>
+      </w:r>
+      <w:r>
+        <w:rPr>
+          <w:b w:val="0"/>
+        </w:rPr>
+        <w:t xml:space="preserve">, </w:t>
+      </w:r>
+      <w:r>
+        <w:rPr>
+          <w:b/>
+        </w:rPr>
+        <w:t>WS-5 = Total_Irradiance = GHI</w:t>
+      </w:r>
+      <w:r>
+        <w:rPr>
+          <w:b w:val="0"/>
+        </w:rPr>
+        <w:t>. Uji fisika dan pembandingan langsung POA/GHI di WS-2 (1,056 Jul, 1,040 Agu, 0,999 Sep = teori miring 10° utara) membenarkannya. 2025: sumber tak tertelusur; WS-4 2025 miring, WS-5 datar.</w:t>
+      </w:r>
+    </w:p>
+    <w:p>
+      <w:pPr>
+        <w:pStyle w:val="ListBullet"/>
+      </w:pPr>
+      <w:r>
+        <w:rPr>
+          <w:b/>
+        </w:rPr>
+        <w:t>WS-3 ×1,060 (1 Jan–10 Agu 2026):</w:t>
+      </w:r>
+      <w:r>
+        <w:rPr>
+          <w:b w:val="0"/>
+        </w:rPr>
+        <w:t xml:space="preserve"> tetap nyata, sebagai selisih GHI WS-3 terhadap GHI WS-4/WS-5; bukan koreksi POA. Data Sep (percobaan) memperpanjang periode 2 menjadi 7 minggu: rel 1,026, tetap 1 bulan sah.</w:t>
+      </w:r>
+    </w:p>
+    <w:p>
+      <w:pPr>
+        <w:pStyle w:val="ListBullet"/>
+      </w:pPr>
+      <w:r>
+        <w:rPr>
+          <w:b/>
+        </w:rPr>
+        <w:t>WS-5 tanpa koreksi:</w:t>
+      </w:r>
+      <w:r>
+        <w:rPr>
+          <w:b w:val="0"/>
+        </w:rPr>
+        <w:t xml:space="preserve"> tetap, sebagai GHI.</w:t>
+      </w:r>
+    </w:p>
+    <w:p>
+      <w:pPr>
+        <w:pStyle w:val="ListBullet"/>
+      </w:pPr>
+      <w:r>
+        <w:rPr>
+          <w:b/>
+        </w:rPr>
+        <w:t>WS-2 2026 "indikasi ~0,90; miring ~26°": gugur.</w:t>
+      </w:r>
+      <w:r>
+        <w:rPr>
+          <w:b w:val="0"/>
+        </w:rPr>
+        <w:t xml:space="preserve"> WS-2 satu-satunya POA asli; selisihnya terhadap acuan GHI adalah efek kemiringan. Sisa nyata: POA WS-2 ÷ GHI WS-2 tertransposisi +6–7 % energi harian Jun–Agu (+2,7 % Sep).</w:t>
+      </w:r>
+    </w:p>
+    <w:p>
+      <w:pPr>
+        <w:pStyle w:val="ListBullet"/>
+      </w:pPr>
+      <w:r>
+        <w:rPr>
+          <w:b/>
+        </w:rPr>
+        <w:t>WS-4 "peka acuan":</w:t>
+      </w:r>
+      <w:r>
+        <w:rPr>
+          <w:b w:val="0"/>
+        </w:rPr>
+        <w:t xml:space="preserve"> dijelaskan oleh campuran jenis sensor (2026 GHI, 2025 miring).</w:t>
+      </w:r>
+    </w:p>
+    <w:p>
+      <w:pPr>
+        <w:pStyle w:val="ListBullet"/>
+      </w:pPr>
+      <w:r>
+        <w:rPr>
+          <w:b/>
+        </w:rPr>
+        <w:t>WS-1 "jangan dipakai": sebagian.</w:t>
+      </w:r>
+      <w:r>
+        <w:rPr>
+          <w:b w:val="0"/>
+        </w:rPr>
+        <w:t xml:space="preserve"> Sensor POA WS-1 (sejak Jun) terbayangi ±11:20–12:50; "penghalang sejak Jun" adalah pergantian sumber GHI → POA. GHI WS-1 Jan–Mei ~6–14 % di bawah GHI WS-4.</w:t>
+      </w:r>
+    </w:p>
+    <w:p>
+      <w:pPr>
+        <w:pStyle w:val="ListBullet"/>
+      </w:pPr>
+      <w:r>
+        <w:rPr>
+          <w:b/>
+        </w:rPr>
+        <w:t>Pembanding basis POA</w:t>
+      </w:r>
+      <w:r>
+        <w:rPr>
+          <w:b w:val="0"/>
+        </w:rPr>
+        <w:t xml:space="preserve"> (PR per WB Mei–Sep 2026): sebaran antar-WB Jun–Sep 10–14 % (kolom apa adanya), 5–8 % (POA asli + GHI ditransposisi), </w:t>
+      </w:r>
+      <w:r>
+        <w:rPr>
+          <w:b/>
+        </w:rPr>
+        <w:t>2,9–4,2 % (semua GHI ditransposisi)</w:t>
+      </w:r>
+      <w:r>
+        <w:rPr>
+          <w:b w:val="0"/>
+        </w:rPr>
+        <w:t>. Keputusan pengganti: pilih basis POA analitik; koreksi per sensor diturunkan ulang sesudahnya.</w:t>
       </w:r>
     </w:p>
     <w:p>
